--- a/docs/train_sc_convenxt.docx
+++ b/docs/train_sc_convenxt.docx
@@ -4,12 +4,88 @@
   <w:body>
     <w:p>
       <w:r>
-        <w:t>Model initialized. Starting training...</w:t>
-      </w:r>
-    </w:p>
-    <w:p>
-      <w:r>
-        <w:t xml:space="preserve">Epoch 1/10 | Train Loss: 1.3771 </w:t>
+        <w:rPr>
+          <w:rFonts w:ascii="Segoe UI Emoji" w:hAnsi="Segoe UI Emoji" w:cs="Segoe UI Emoji"/>
+        </w:rPr>
+        <w:t>🚀</w:t>
+      </w:r>
+      <w:r>
+        <w:t xml:space="preserve"> Starting training...</w:t>
+      </w:r>
+    </w:p>
+    <w:p>
+      <w:r>
+        <w:rPr>
+          <w:rFonts w:ascii="Segoe UI Emoji" w:hAnsi="Segoe UI Emoji" w:cs="Segoe UI Emoji"/>
+        </w:rPr>
+        <w:t>🚀</w:t>
+      </w:r>
+      <w:r>
+        <w:t xml:space="preserve"> Starting training with SC-</w:t>
+      </w:r>
+      <w:proofErr w:type="spellStart"/>
+      <w:r>
+        <w:t>ConvNeXt</w:t>
+      </w:r>
+      <w:proofErr w:type="spellEnd"/>
+      <w:r>
+        <w:t>...</w:t>
+      </w:r>
+    </w:p>
+    <w:p>
+      <w:r>
+        <w:t>Epoch 1/10, Batch 0/164, Loss: 2.2111</w:t>
+      </w:r>
+    </w:p>
+    <w:p>
+      <w:r>
+        <w:t>Epoch 1/10, Batch 20/164, Loss: 1.6756</w:t>
+      </w:r>
+    </w:p>
+    <w:p>
+      <w:r>
+        <w:t>Epoch 1/10, Batch 40/164, Loss: 1.0226</w:t>
+      </w:r>
+    </w:p>
+    <w:p>
+      <w:r>
+        <w:t>Epoch 1/10, Batch 60/164, Loss: 1.0468</w:t>
+      </w:r>
+    </w:p>
+    <w:p>
+      <w:r>
+        <w:t>Epoch 1/10, Batch 80/164, Loss: 0.8848</w:t>
+      </w:r>
+    </w:p>
+    <w:p>
+      <w:r>
+        <w:t>Epoch 1/10, Batch 100/164, Loss: 0.5230</w:t>
+      </w:r>
+    </w:p>
+    <w:p>
+      <w:r>
+        <w:t>Epoch 1/10, Batch 120/164, Loss: 0.2822</w:t>
+      </w:r>
+    </w:p>
+    <w:p>
+      <w:r>
+        <w:t>Epoch 1/10, Batch 140/164, Loss: 0.4011</w:t>
+      </w:r>
+    </w:p>
+    <w:p>
+      <w:r>
+        <w:t>Epoch 1/10, Batch 160/164, Loss: 0.2121</w:t>
+      </w:r>
+    </w:p>
+    <w:p>
+      <w:r>
+        <w:rPr>
+          <w:rFonts w:ascii="Segoe UI Emoji" w:hAnsi="Segoe UI Emoji" w:cs="Segoe UI Emoji"/>
+        </w:rPr>
+        <w:t>🚀</w:t>
+      </w:r>
+      <w:r>
+        <w:t xml:space="preserve"> Epoch 1/10 | Train Loss: 0.8670 </w:t>
       </w:r>
       <w:proofErr w:type="spellStart"/>
       <w:r>
@@ -17,7 +93,7 @@
       </w:r>
       <w:proofErr w:type="spellEnd"/>
       <w:r>
-        <w:t xml:space="preserve">: 0.4201 | Val Loss: 0.8903 </w:t>
+        <w:t xml:space="preserve">: 0.6608 | Val Loss: 0.3087 </w:t>
       </w:r>
       <w:proofErr w:type="spellStart"/>
       <w:r>
@@ -25,12 +101,77 @@
       </w:r>
       <w:proofErr w:type="spellEnd"/>
       <w:r>
-        <w:t>: 0.6014 | LR: 0.000100 | Time: 56.4s</w:t>
-      </w:r>
-    </w:p>
-    <w:p>
-      <w:r>
-        <w:t xml:space="preserve">Epoch 2/10 | Train Loss: 0.7321 </w:t>
+        <w:t>: 0.8470 | LR: 0.000050 | Time: 48.5s</w:t>
+      </w:r>
+    </w:p>
+    <w:p>
+      <w:r>
+        <w:t xml:space="preserve">  </w:t>
+      </w:r>
+      <w:r>
+        <w:rPr>
+          <w:rFonts w:ascii="Segoe UI Emoji" w:hAnsi="Segoe UI Emoji" w:cs="Segoe UI Emoji"/>
+        </w:rPr>
+        <w:t>🎯</w:t>
+      </w:r>
+      <w:r>
+        <w:t xml:space="preserve"> New best validation accuracy: 0.8470</w:t>
+      </w:r>
+    </w:p>
+    <w:p>
+      <w:r>
+        <w:t>Epoch 2/10, Batch 0/164, Loss: 0.2606</w:t>
+      </w:r>
+    </w:p>
+    <w:p>
+      <w:r>
+        <w:t>Epoch 2/10, Batch 20/164, Loss: 0.6710</w:t>
+      </w:r>
+    </w:p>
+    <w:p>
+      <w:r>
+        <w:t>Epoch 2/10, Batch 40/164, Loss: 0.1943</w:t>
+      </w:r>
+    </w:p>
+    <w:p>
+      <w:r>
+        <w:t>Epoch 2/10, Batch 60/164, Loss: 0.1406</w:t>
+      </w:r>
+    </w:p>
+    <w:p>
+      <w:r>
+        <w:t>Epoch 2/10, Batch 80/164, Loss: 0.1094</w:t>
+      </w:r>
+    </w:p>
+    <w:p>
+      <w:r>
+        <w:t>Epoch 2/10, Batch 100/164, Loss: 0.1007</w:t>
+      </w:r>
+    </w:p>
+    <w:p>
+      <w:r>
+        <w:t>Epoch 2/10, Batch 120/164, Loss: 0.3003</w:t>
+      </w:r>
+    </w:p>
+    <w:p>
+      <w:r>
+        <w:t>Epoch 2/10, Batch 140/164, Loss: 0.1658</w:t>
+      </w:r>
+    </w:p>
+    <w:p>
+      <w:r>
+        <w:t>Epoch 2/10, Batch 160/164, Loss: 0.1131</w:t>
+      </w:r>
+    </w:p>
+    <w:p>
+      <w:r>
+        <w:rPr>
+          <w:rFonts w:ascii="Segoe UI Emoji" w:hAnsi="Segoe UI Emoji" w:cs="Segoe UI Emoji"/>
+        </w:rPr>
+        <w:t>🚀</w:t>
+      </w:r>
+      <w:r>
+        <w:t xml:space="preserve"> Epoch 2/10 | Train Loss: 0.2465 </w:t>
       </w:r>
       <w:proofErr w:type="spellStart"/>
       <w:r>
@@ -38,7 +179,7 @@
       </w:r>
       <w:proofErr w:type="spellEnd"/>
       <w:r>
-        <w:t xml:space="preserve">: 0.6303 | Val Loss: 0.6381 </w:t>
+        <w:t xml:space="preserve">: 0.8779 | Val Loss: 0.2034 </w:t>
       </w:r>
       <w:proofErr w:type="spellStart"/>
       <w:r>
@@ -46,12 +187,78 @@
       </w:r>
       <w:proofErr w:type="spellEnd"/>
       <w:r>
-        <w:t>: 0.6797 | LR: 0.000100 | Time: 50.7s</w:t>
-      </w:r>
-    </w:p>
-    <w:p>
-      <w:r>
-        <w:t xml:space="preserve">Epoch 3/10 | Train Loss: 0.5711 </w:t>
+        <w:t>: 0.8701 | LR: 0.000050 | Time: 51.9s</w:t>
+      </w:r>
+    </w:p>
+    <w:p>
+      <w:r>
+        <w:t xml:space="preserve">  </w:t>
+      </w:r>
+      <w:r>
+        <w:rPr>
+          <w:rFonts w:ascii="Segoe UI Emoji" w:hAnsi="Segoe UI Emoji" w:cs="Segoe UI Emoji"/>
+        </w:rPr>
+        <w:t>🎯</w:t>
+      </w:r>
+      <w:r>
+        <w:t xml:space="preserve"> New best validation accuracy: 0.8701</w:t>
+      </w:r>
+    </w:p>
+    <w:p>
+      <w:r>
+        <w:t>Epoch 3/10, Batch 0/164, Loss: 0.2145</w:t>
+      </w:r>
+    </w:p>
+    <w:p>
+      <w:r>
+        <w:t>Epoch 3/10, Batch 20/164, Loss: 0.0716</w:t>
+      </w:r>
+    </w:p>
+    <w:p>
+      <w:r>
+        <w:lastRenderedPageBreak/>
+        <w:t>Epoch 3/10, Batch 40/164, Loss: 0.1570</w:t>
+      </w:r>
+    </w:p>
+    <w:p>
+      <w:r>
+        <w:t>Epoch 3/10, Batch 60/164, Loss: 0.1413</w:t>
+      </w:r>
+    </w:p>
+    <w:p>
+      <w:r>
+        <w:t>Epoch 3/10, Batch 80/164, Loss: 0.0640</w:t>
+      </w:r>
+    </w:p>
+    <w:p>
+      <w:r>
+        <w:t>Epoch 3/10, Batch 100/164, Loss: 0.0906</w:t>
+      </w:r>
+    </w:p>
+    <w:p>
+      <w:r>
+        <w:t>Epoch 3/10, Batch 120/164, Loss: 0.0763</w:t>
+      </w:r>
+    </w:p>
+    <w:p>
+      <w:r>
+        <w:t>Epoch 3/10, Batch 140/164, Loss: 0.1676</w:t>
+      </w:r>
+    </w:p>
+    <w:p>
+      <w:r>
+        <w:t>Epoch 3/10, Batch 160/164, Loss: 0.0287</w:t>
+      </w:r>
+    </w:p>
+    <w:p>
+      <w:r>
+        <w:rPr>
+          <w:rFonts w:ascii="Segoe UI Emoji" w:hAnsi="Segoe UI Emoji" w:cs="Segoe UI Emoji"/>
+        </w:rPr>
+        <w:t>🚀</w:t>
+      </w:r>
+      <w:r>
+        <w:t xml:space="preserve"> Epoch 3/10 | Train Loss: 0.1511 </w:t>
       </w:r>
       <w:proofErr w:type="spellStart"/>
       <w:r>
@@ -59,7 +266,7 @@
       </w:r>
       <w:proofErr w:type="spellEnd"/>
       <w:r>
-        <w:t xml:space="preserve">: 0.6994 | Val Loss: 0.4654 </w:t>
+        <w:t xml:space="preserve">: 0.9130 | Val Loss: 0.1672 </w:t>
       </w:r>
       <w:proofErr w:type="spellStart"/>
       <w:r>
@@ -67,12 +274,77 @@
       </w:r>
       <w:proofErr w:type="spellEnd"/>
       <w:r>
-        <w:t>: 0.7420 | LR: 0.000100 | Time: 52.9s</w:t>
-      </w:r>
-    </w:p>
-    <w:p>
-      <w:r>
-        <w:t xml:space="preserve">Epoch 4/10 | Train Loss: 0.4456 </w:t>
+        <w:t>: 0.8897 | LR: 0.000050 | Time: 52.9s</w:t>
+      </w:r>
+    </w:p>
+    <w:p>
+      <w:r>
+        <w:t xml:space="preserve">  </w:t>
+      </w:r>
+      <w:r>
+        <w:rPr>
+          <w:rFonts w:ascii="Segoe UI Emoji" w:hAnsi="Segoe UI Emoji" w:cs="Segoe UI Emoji"/>
+        </w:rPr>
+        <w:t>🎯</w:t>
+      </w:r>
+      <w:r>
+        <w:t xml:space="preserve"> New best validation accuracy: 0.8897</w:t>
+      </w:r>
+    </w:p>
+    <w:p>
+      <w:r>
+        <w:t>Epoch 4/10, Batch 0/164, Loss: 0.0225</w:t>
+      </w:r>
+    </w:p>
+    <w:p>
+      <w:r>
+        <w:t>Epoch 4/10, Batch 20/164, Loss: 0.0354</w:t>
+      </w:r>
+    </w:p>
+    <w:p>
+      <w:r>
+        <w:t>Epoch 4/10, Batch 40/164, Loss: 0.1287</w:t>
+      </w:r>
+    </w:p>
+    <w:p>
+      <w:r>
+        <w:t>Epoch 4/10, Batch 60/164, Loss: 0.0625</w:t>
+      </w:r>
+    </w:p>
+    <w:p>
+      <w:r>
+        <w:t>Epoch 4/10, Batch 80/164, Loss: 0.0960</w:t>
+      </w:r>
+    </w:p>
+    <w:p>
+      <w:r>
+        <w:t>Epoch 4/10, Batch 100/164, Loss: 0.0078</w:t>
+      </w:r>
+    </w:p>
+    <w:p>
+      <w:r>
+        <w:t>Epoch 4/10, Batch 120/164, Loss: 0.0253</w:t>
+      </w:r>
+    </w:p>
+    <w:p>
+      <w:r>
+        <w:t>Epoch 4/10, Batch 140/164, Loss: 0.0679</w:t>
+      </w:r>
+    </w:p>
+    <w:p>
+      <w:r>
+        <w:t>Epoch 4/10, Batch 160/164, Loss: 0.0226</w:t>
+      </w:r>
+    </w:p>
+    <w:p>
+      <w:r>
+        <w:rPr>
+          <w:rFonts w:ascii="Segoe UI Emoji" w:hAnsi="Segoe UI Emoji" w:cs="Segoe UI Emoji"/>
+        </w:rPr>
+        <w:t>🚀</w:t>
+      </w:r>
+      <w:r>
+        <w:t xml:space="preserve"> Epoch 4/10 | Train Loss: 0.0858 </w:t>
       </w:r>
       <w:proofErr w:type="spellStart"/>
       <w:r>
@@ -80,7 +352,7 @@
       </w:r>
       <w:proofErr w:type="spellEnd"/>
       <w:r>
-        <w:t xml:space="preserve">: 0.7512 | Val Loss: 0.4575 </w:t>
+        <w:t xml:space="preserve">: 0.9458 | Val Loss: 0.1525 </w:t>
       </w:r>
       <w:proofErr w:type="spellStart"/>
       <w:r>
@@ -88,12 +360,78 @@
       </w:r>
       <w:proofErr w:type="spellEnd"/>
       <w:r>
-        <w:t>: 0.7420 | LR: 0.000100 | Time: 48.7s</w:t>
-      </w:r>
-    </w:p>
-    <w:p>
-      <w:r>
-        <w:t xml:space="preserve">Epoch 5/10 | Train Loss: 0.3946 </w:t>
+        <w:t>: 0.8968 | LR: 0.000050 | Time: 51.8s</w:t>
+      </w:r>
+    </w:p>
+    <w:p>
+      <w:r>
+        <w:t xml:space="preserve">  </w:t>
+      </w:r>
+      <w:r>
+        <w:rPr>
+          <w:rFonts w:ascii="Segoe UI Emoji" w:hAnsi="Segoe UI Emoji" w:cs="Segoe UI Emoji"/>
+        </w:rPr>
+        <w:t>🎯</w:t>
+      </w:r>
+      <w:r>
+        <w:t xml:space="preserve"> New best validation accuracy: 0.8968</w:t>
+      </w:r>
+    </w:p>
+    <w:p>
+      <w:r>
+        <w:t>Epoch 5/10, Batch 0/164, Loss: 0.2083</w:t>
+      </w:r>
+    </w:p>
+    <w:p>
+      <w:r>
+        <w:t>Epoch 5/10, Batch 20/164, Loss: 0.1992</w:t>
+      </w:r>
+    </w:p>
+    <w:p>
+      <w:r>
+        <w:t>Epoch 5/10, Batch 40/164, Loss: 0.0133</w:t>
+      </w:r>
+    </w:p>
+    <w:p>
+      <w:r>
+        <w:t>Epoch 5/10, Batch 60/164, Loss: 0.0729</w:t>
+      </w:r>
+    </w:p>
+    <w:p>
+      <w:r>
+        <w:t>Epoch 5/10, Batch 80/164, Loss: 0.1140</w:t>
+      </w:r>
+    </w:p>
+    <w:p>
+      <w:r>
+        <w:t>Epoch 5/10, Batch 100/164, Loss: 0.0650</w:t>
+      </w:r>
+    </w:p>
+    <w:p>
+      <w:r>
+        <w:lastRenderedPageBreak/>
+        <w:t>Epoch 5/10, Batch 120/164, Loss: 0.0351</w:t>
+      </w:r>
+    </w:p>
+    <w:p>
+      <w:r>
+        <w:t>Epoch 5/10, Batch 140/164, Loss: 0.0280</w:t>
+      </w:r>
+    </w:p>
+    <w:p>
+      <w:r>
+        <w:t>Epoch 5/10, Batch 160/164, Loss: 0.0062</w:t>
+      </w:r>
+    </w:p>
+    <w:p>
+      <w:r>
+        <w:rPr>
+          <w:rFonts w:ascii="Segoe UI Emoji" w:hAnsi="Segoe UI Emoji" w:cs="Segoe UI Emoji"/>
+        </w:rPr>
+        <w:t>🚀</w:t>
+      </w:r>
+      <w:r>
+        <w:t xml:space="preserve"> Epoch 5/10 | Train Loss: 0.0861 </w:t>
       </w:r>
       <w:proofErr w:type="spellStart"/>
       <w:r>
@@ -101,7 +439,7 @@
       </w:r>
       <w:proofErr w:type="spellEnd"/>
       <w:r>
-        <w:t xml:space="preserve">: 0.7753 | Val Loss: 0.4030 </w:t>
+        <w:t xml:space="preserve">: 0.9439 | Val Loss: 0.1423 </w:t>
       </w:r>
       <w:proofErr w:type="spellStart"/>
       <w:r>
@@ -109,12 +447,77 @@
       </w:r>
       <w:proofErr w:type="spellEnd"/>
       <w:r>
-        <w:t>: 0.7722 | LR: 0.000100 | Time: 48.7s</w:t>
-      </w:r>
-    </w:p>
-    <w:p>
-      <w:r>
-        <w:t xml:space="preserve">Epoch 6/10 | Train Loss: 0.3325 </w:t>
+        <w:t>: 0.9039 | LR: 0.000050 | Time: 52.9s</w:t>
+      </w:r>
+    </w:p>
+    <w:p>
+      <w:r>
+        <w:t xml:space="preserve">  </w:t>
+      </w:r>
+      <w:r>
+        <w:rPr>
+          <w:rFonts w:ascii="Segoe UI Emoji" w:hAnsi="Segoe UI Emoji" w:cs="Segoe UI Emoji"/>
+        </w:rPr>
+        <w:t>🎯</w:t>
+      </w:r>
+      <w:r>
+        <w:t xml:space="preserve"> New best validation accuracy: 0.9039</w:t>
+      </w:r>
+    </w:p>
+    <w:p>
+      <w:r>
+        <w:t>Epoch 6/10, Batch 0/164, Loss: 0.0092</w:t>
+      </w:r>
+    </w:p>
+    <w:p>
+      <w:r>
+        <w:t>Epoch 6/10, Batch 20/164, Loss: 0.0327</w:t>
+      </w:r>
+    </w:p>
+    <w:p>
+      <w:r>
+        <w:t>Epoch 6/10, Batch 40/164, Loss: 0.1532</w:t>
+      </w:r>
+    </w:p>
+    <w:p>
+      <w:r>
+        <w:t>Epoch 6/10, Batch 60/164, Loss: 0.0725</w:t>
+      </w:r>
+    </w:p>
+    <w:p>
+      <w:r>
+        <w:t>Epoch 6/10, Batch 80/164, Loss: 0.0311</w:t>
+      </w:r>
+    </w:p>
+    <w:p>
+      <w:r>
+        <w:t>Epoch 6/10, Batch 100/164, Loss: 0.0251</w:t>
+      </w:r>
+    </w:p>
+    <w:p>
+      <w:r>
+        <w:t>Epoch 6/10, Batch 120/164, Loss: 0.0110</w:t>
+      </w:r>
+    </w:p>
+    <w:p>
+      <w:r>
+        <w:t>Epoch 6/10, Batch 140/164, Loss: 0.0345</w:t>
+      </w:r>
+    </w:p>
+    <w:p>
+      <w:r>
+        <w:t>Epoch 6/10, Batch 160/164, Loss: 0.0055</w:t>
+      </w:r>
+    </w:p>
+    <w:p>
+      <w:r>
+        <w:rPr>
+          <w:rFonts w:ascii="Segoe UI Emoji" w:hAnsi="Segoe UI Emoji" w:cs="Segoe UI Emoji"/>
+        </w:rPr>
+        <w:t>🚀</w:t>
+      </w:r>
+      <w:r>
+        <w:t xml:space="preserve"> Epoch 6/10 | Train Loss: 0.0528 </w:t>
       </w:r>
       <w:proofErr w:type="spellStart"/>
       <w:r>
@@ -122,7 +525,7 @@
       </w:r>
       <w:proofErr w:type="spellEnd"/>
       <w:r>
-        <w:t xml:space="preserve">: 0.7951 | Val Loss: 0.3408 </w:t>
+        <w:t xml:space="preserve">: 0.9649 | Val Loss: 0.1301 </w:t>
       </w:r>
       <w:proofErr w:type="spellStart"/>
       <w:r>
@@ -130,12 +533,63 @@
       </w:r>
       <w:proofErr w:type="spellEnd"/>
       <w:r>
-        <w:t>: 0.7811 | LR: 0.000100 | Time: 49.9s</w:t>
-      </w:r>
-    </w:p>
-    <w:p>
-      <w:r>
-        <w:t xml:space="preserve">Epoch 7/10 | Train Loss: 0.3205 </w:t>
+        <w:t>: 0.9021 | LR: 0.000050 | Time: 53.1s</w:t>
+      </w:r>
+    </w:p>
+    <w:p>
+      <w:r>
+        <w:t>Epoch 7/10, Batch 0/164, Loss: 0.0065</w:t>
+      </w:r>
+    </w:p>
+    <w:p>
+      <w:r>
+        <w:t>Epoch 7/10, Batch 20/164, Loss: 0.0219</w:t>
+      </w:r>
+    </w:p>
+    <w:p>
+      <w:r>
+        <w:t>Epoch 7/10, Batch 40/164, Loss: 0.0201</w:t>
+      </w:r>
+    </w:p>
+    <w:p>
+      <w:r>
+        <w:t>Epoch 7/10, Batch 60/164, Loss: 0.0325</w:t>
+      </w:r>
+    </w:p>
+    <w:p>
+      <w:r>
+        <w:t>Epoch 7/10, Batch 80/164, Loss: 0.2848</w:t>
+      </w:r>
+    </w:p>
+    <w:p>
+      <w:r>
+        <w:t>Epoch 7/10, Batch 100/164, Loss: 0.0888</w:t>
+      </w:r>
+    </w:p>
+    <w:p>
+      <w:r>
+        <w:t>Epoch 7/10, Batch 120/164, Loss: 0.0101</w:t>
+      </w:r>
+    </w:p>
+    <w:p>
+      <w:r>
+        <w:t>Epoch 7/10, Batch 140/164, Loss: 0.0311</w:t>
+      </w:r>
+    </w:p>
+    <w:p>
+      <w:r>
+        <w:t>Epoch 7/10, Batch 160/164, Loss: 0.0026</w:t>
+      </w:r>
+    </w:p>
+    <w:p>
+      <w:r>
+        <w:rPr>
+          <w:rFonts w:ascii="Segoe UI Emoji" w:hAnsi="Segoe UI Emoji" w:cs="Segoe UI Emoji"/>
+        </w:rPr>
+        <w:t>🚀</w:t>
+      </w:r>
+      <w:r>
+        <w:t xml:space="preserve"> Epoch 7/10 | Train Loss: 0.0516 </w:t>
       </w:r>
       <w:proofErr w:type="spellStart"/>
       <w:r>
@@ -143,7 +597,7 @@
       </w:r>
       <w:proofErr w:type="spellEnd"/>
       <w:r>
-        <w:t xml:space="preserve">: 0.7993 | Val Loss: 0.3520 </w:t>
+        <w:t xml:space="preserve">: 0.9649 | Val Loss: 0.1346 </w:t>
       </w:r>
       <w:proofErr w:type="spellStart"/>
       <w:r>
@@ -151,12 +605,78 @@
       </w:r>
       <w:proofErr w:type="spellEnd"/>
       <w:r>
-        <w:t>: 0.7936 | LR: 0.000100 | Time: 50.2s</w:t>
-      </w:r>
-    </w:p>
-    <w:p>
-      <w:r>
-        <w:t xml:space="preserve">Epoch 8/10 | Train Loss: 0.2792 </w:t>
+        <w:t>: 0.9164 | LR: 0.000050 | Time: 53.1s</w:t>
+      </w:r>
+    </w:p>
+    <w:p>
+      <w:r>
+        <w:lastRenderedPageBreak/>
+        <w:t xml:space="preserve">  </w:t>
+      </w:r>
+      <w:r>
+        <w:rPr>
+          <w:rFonts w:ascii="Segoe UI Emoji" w:hAnsi="Segoe UI Emoji" w:cs="Segoe UI Emoji"/>
+        </w:rPr>
+        <w:t>🎯</w:t>
+      </w:r>
+      <w:r>
+        <w:t xml:space="preserve"> New best validation accuracy: 0.9164</w:t>
+      </w:r>
+    </w:p>
+    <w:p>
+      <w:r>
+        <w:t>Epoch 8/10, Batch 0/164, Loss: 0.0149</w:t>
+      </w:r>
+    </w:p>
+    <w:p>
+      <w:r>
+        <w:t>Epoch 8/10, Batch 20/164, Loss: 0.0021</w:t>
+      </w:r>
+    </w:p>
+    <w:p>
+      <w:r>
+        <w:t>Epoch 8/10, Batch 40/164, Loss: 0.0076</w:t>
+      </w:r>
+    </w:p>
+    <w:p>
+      <w:r>
+        <w:t>Epoch 8/10, Batch 60/164, Loss: 0.0078</w:t>
+      </w:r>
+    </w:p>
+    <w:p>
+      <w:r>
+        <w:t>Epoch 8/10, Batch 80/164, Loss: 0.0056</w:t>
+      </w:r>
+    </w:p>
+    <w:p>
+      <w:r>
+        <w:t>Epoch 8/10, Batch 100/164, Loss: 0.0072</w:t>
+      </w:r>
+    </w:p>
+    <w:p>
+      <w:r>
+        <w:t>Epoch 8/10, Batch 120/164, Loss: 0.0177</w:t>
+      </w:r>
+    </w:p>
+    <w:p>
+      <w:r>
+        <w:t>Epoch 8/10, Batch 140/164, Loss: 0.0026</w:t>
+      </w:r>
+    </w:p>
+    <w:p>
+      <w:r>
+        <w:t>Epoch 8/10, Batch 160/164, Loss: 0.1588</w:t>
+      </w:r>
+    </w:p>
+    <w:p>
+      <w:r>
+        <w:rPr>
+          <w:rFonts w:ascii="Segoe UI Emoji" w:hAnsi="Segoe UI Emoji" w:cs="Segoe UI Emoji"/>
+        </w:rPr>
+        <w:t>🚀</w:t>
+      </w:r>
+      <w:r>
+        <w:t xml:space="preserve"> Epoch 8/10 | Train Loss: 0.0354 </w:t>
       </w:r>
       <w:proofErr w:type="spellStart"/>
       <w:r>
@@ -164,7 +684,7 @@
       </w:r>
       <w:proofErr w:type="spellEnd"/>
       <w:r>
-        <w:t xml:space="preserve">: 0.8268 | Val Loss: 0.3095 </w:t>
+        <w:t xml:space="preserve">: 0.9737 | Val Loss: 0.1402 </w:t>
       </w:r>
       <w:proofErr w:type="spellStart"/>
       <w:r>
@@ -172,12 +692,63 @@
       </w:r>
       <w:proofErr w:type="spellEnd"/>
       <w:r>
-        <w:t>: 0.8203 | LR: 0.000100 | Time: 50.4s</w:t>
-      </w:r>
-    </w:p>
-    <w:p>
-      <w:r>
-        <w:t xml:space="preserve">Epoch 9/10 | Train Loss: 0.2631 </w:t>
+        <w:t>: 0.9021 | LR: 0.000050 | Time: 55.2s</w:t>
+      </w:r>
+    </w:p>
+    <w:p>
+      <w:r>
+        <w:t>Epoch 9/10, Batch 0/164, Loss: 0.0092</w:t>
+      </w:r>
+    </w:p>
+    <w:p>
+      <w:r>
+        <w:t>Epoch 9/10, Batch 20/164, Loss: 0.0032</w:t>
+      </w:r>
+    </w:p>
+    <w:p>
+      <w:r>
+        <w:t>Epoch 9/10, Batch 40/164, Loss: 0.0081</w:t>
+      </w:r>
+    </w:p>
+    <w:p>
+      <w:r>
+        <w:t>Epoch 9/10, Batch 60/164, Loss: 0.0014</w:t>
+      </w:r>
+    </w:p>
+    <w:p>
+      <w:r>
+        <w:t>Epoch 9/10, Batch 80/164, Loss: 0.0011</w:t>
+      </w:r>
+    </w:p>
+    <w:p>
+      <w:r>
+        <w:t>Epoch 9/10, Batch 100/164, Loss: 0.0127</w:t>
+      </w:r>
+    </w:p>
+    <w:p>
+      <w:r>
+        <w:t>Epoch 9/10, Batch 120/164, Loss: 0.0031</w:t>
+      </w:r>
+    </w:p>
+    <w:p>
+      <w:r>
+        <w:t>Epoch 9/10, Batch 140/164, Loss: 0.0066</w:t>
+      </w:r>
+    </w:p>
+    <w:p>
+      <w:r>
+        <w:t>Epoch 9/10, Batch 160/164, Loss: 0.0159</w:t>
+      </w:r>
+    </w:p>
+    <w:p>
+      <w:r>
+        <w:rPr>
+          <w:rFonts w:ascii="Segoe UI Emoji" w:hAnsi="Segoe UI Emoji" w:cs="Segoe UI Emoji"/>
+        </w:rPr>
+        <w:t>🚀</w:t>
+      </w:r>
+      <w:r>
+        <w:t xml:space="preserve"> Epoch 9/10 | Train Loss: 0.0286 </w:t>
       </w:r>
       <w:proofErr w:type="spellStart"/>
       <w:r>
@@ -185,7 +756,7 @@
       </w:r>
       <w:proofErr w:type="spellEnd"/>
       <w:r>
-        <w:t xml:space="preserve">: 0.8233 | Val Loss: 0.3054 </w:t>
+        <w:t xml:space="preserve">: 0.9798 | Val Loss: 0.1467 </w:t>
       </w:r>
       <w:proofErr w:type="spellStart"/>
       <w:r>
@@ -193,12 +764,78 @@
       </w:r>
       <w:proofErr w:type="spellEnd"/>
       <w:r>
-        <w:t>: 0.8185 | LR: 0.000100 | Time: 51.1s</w:t>
-      </w:r>
-    </w:p>
-    <w:p>
-      <w:r>
-        <w:t xml:space="preserve">Epoch 10/10 | Train Loss: 0.2465 </w:t>
+        <w:t>: 0.9253 | LR: 0.000050 | Time: 52.6s</w:t>
+      </w:r>
+    </w:p>
+    <w:p>
+      <w:r>
+        <w:t xml:space="preserve">  </w:t>
+      </w:r>
+      <w:r>
+        <w:rPr>
+          <w:rFonts w:ascii="Segoe UI Emoji" w:hAnsi="Segoe UI Emoji" w:cs="Segoe UI Emoji"/>
+        </w:rPr>
+        <w:t>🎯</w:t>
+      </w:r>
+      <w:r>
+        <w:t xml:space="preserve"> New best validation accuracy: 0.9253</w:t>
+      </w:r>
+    </w:p>
+    <w:p>
+      <w:r>
+        <w:t>Epoch 10/10, Batch 0/164, Loss: 0.0003</w:t>
+      </w:r>
+    </w:p>
+    <w:p>
+      <w:r>
+        <w:t>Epoch 10/10, Batch 20/164, Loss: 0.0078</w:t>
+      </w:r>
+    </w:p>
+    <w:p>
+      <w:r>
+        <w:t>Epoch 10/10, Batch 40/164, Loss: 0.0030</w:t>
+      </w:r>
+    </w:p>
+    <w:p>
+      <w:r>
+        <w:t>Epoch 10/10, Batch 60/164, Loss: 0.1504</w:t>
+      </w:r>
+    </w:p>
+    <w:p>
+      <w:r>
+        <w:lastRenderedPageBreak/>
+        <w:t>Epoch 10/10, Batch 80/164, Loss: 0.0009</w:t>
+      </w:r>
+    </w:p>
+    <w:p>
+      <w:r>
+        <w:t>Epoch 10/10, Batch 100/164, Loss: 0.0026</w:t>
+      </w:r>
+    </w:p>
+    <w:p>
+      <w:r>
+        <w:t>Epoch 10/10, Batch 120/164, Loss: 0.0147</w:t>
+      </w:r>
+    </w:p>
+    <w:p>
+      <w:r>
+        <w:t>Epoch 10/10, Batch 140/164, Loss: 0.0023</w:t>
+      </w:r>
+    </w:p>
+    <w:p>
+      <w:r>
+        <w:t>Epoch 10/10, Batch 160/164, Loss: 0.0077</w:t>
+      </w:r>
+    </w:p>
+    <w:p>
+      <w:r>
+        <w:rPr>
+          <w:rFonts w:ascii="Segoe UI Emoji" w:hAnsi="Segoe UI Emoji" w:cs="Segoe UI Emoji"/>
+        </w:rPr>
+        <w:t>🚀</w:t>
+      </w:r>
+      <w:r>
+        <w:t xml:space="preserve"> Epoch 10/10 | Train Loss: 0.0241 </w:t>
       </w:r>
       <w:proofErr w:type="spellStart"/>
       <w:r>
@@ -206,7 +843,7 @@
       </w:r>
       <w:proofErr w:type="spellEnd"/>
       <w:r>
-        <w:t xml:space="preserve">: 0.8390 | Val Loss: 0.2753 </w:t>
+        <w:t xml:space="preserve">: 0.9790 | Val Loss: 0.1483 </w:t>
       </w:r>
       <w:proofErr w:type="spellStart"/>
       <w:r>
@@ -214,94 +851,363 @@
       </w:r>
       <w:proofErr w:type="spellEnd"/>
       <w:r>
-        <w:t>: 0.8310 | LR: 0.000100 | Time: 52.1s</w:t>
-      </w:r>
-    </w:p>
-    <w:p>
-      <w:proofErr w:type="spellStart"/>
-      <w:r>
-        <w:t>Entraînement</w:t>
-      </w:r>
-      <w:proofErr w:type="spellEnd"/>
-      <w:r>
-        <w:t xml:space="preserve"> </w:t>
-      </w:r>
-      <w:proofErr w:type="spellStart"/>
-      <w:r>
-        <w:t>terminé</w:t>
-      </w:r>
-      <w:proofErr w:type="spellEnd"/>
-      <w:r>
-        <w:t>.</w:t>
-      </w:r>
-    </w:p>
-    <w:p>
-      <w:r>
-        <w:t>Training complete. Evaluating on test set...</w:t>
-      </w:r>
-    </w:p>
-    <w:p>
-      <w:r>
-        <w:t>Test set predictions complete. Generating confusion matrix...</w:t>
-      </w:r>
-    </w:p>
-    <w:p>
-      <w:r>
-        <w:lastRenderedPageBreak/>
-        <w:drawing>
-          <wp:inline distT="0" distB="0" distL="0" distR="0" wp14:anchorId="5617ED51" wp14:editId="28DC6938">
-            <wp:extent cx="5731510" cy="5116830"/>
-            <wp:effectExtent l="0" t="0" r="2540" b="7620"/>
-            <wp:docPr id="1178332109" name="Picture 2" descr="A screenshot of a computer&#10;&#10;AI-generated content may be incorrect."/>
-            <wp:cNvGraphicFramePr>
-              <a:graphicFrameLocks xmlns:a="http://schemas.openxmlformats.org/drawingml/2006/main" noChangeAspect="1"/>
-            </wp:cNvGraphicFramePr>
-            <a:graphic xmlns:a="http://schemas.openxmlformats.org/drawingml/2006/main">
-              <a:graphicData uri="http://schemas.openxmlformats.org/drawingml/2006/picture">
-                <pic:pic xmlns:pic="http://schemas.openxmlformats.org/drawingml/2006/picture">
-                  <pic:nvPicPr>
-                    <pic:cNvPr id="1178332109" name="Picture 2" descr="A screenshot of a computer&#10;&#10;AI-generated content may be incorrect."/>
-                    <pic:cNvPicPr>
-                      <a:picLocks noChangeAspect="1" noChangeArrowheads="1"/>
-                    </pic:cNvPicPr>
-                  </pic:nvPicPr>
-                  <pic:blipFill>
-                    <a:blip r:embed="rId4">
-                      <a:extLst>
-                        <a:ext uri="{28A0092B-C50C-407E-A947-70E740481C1C}">
-                          <a14:useLocalDpi xmlns:a14="http://schemas.microsoft.com/office/drawing/2010/main" val="0"/>
-                        </a:ext>
-                      </a:extLst>
-                    </a:blip>
-                    <a:srcRect/>
-                    <a:stretch>
-                      <a:fillRect/>
-                    </a:stretch>
-                  </pic:blipFill>
-                  <pic:spPr bwMode="auto">
-                    <a:xfrm>
-                      <a:off x="0" y="0"/>
-                      <a:ext cx="5731510" cy="5116830"/>
-                    </a:xfrm>
-                    <a:prstGeom prst="rect">
-                      <a:avLst/>
-                    </a:prstGeom>
-                    <a:noFill/>
-                    <a:ln>
-                      <a:noFill/>
-                    </a:ln>
-                  </pic:spPr>
-                </pic:pic>
-              </a:graphicData>
-            </a:graphic>
-          </wp:inline>
-        </w:drawing>
+        <w:t>: 0.9146 | LR: 0.000050 | Time: 53.6s</w:t>
+      </w:r>
+    </w:p>
+    <w:p>
+      <w:r>
+        <w:rPr>
+          <w:rFonts w:ascii="Aptos" w:hAnsi="Aptos" w:cs="Aptos"/>
+        </w:rPr>
+        <w:t>��</w:t>
+      </w:r>
+      <w:r>
+        <w:t xml:space="preserve"> Training completed successfully!</w:t>
+      </w:r>
+    </w:p>
+    <w:p>
+      <w:r>
+        <w:rPr>
+          <w:rFonts w:ascii="Aptos" w:hAnsi="Aptos" w:cs="Aptos"/>
+        </w:rPr>
+        <w:t>��</w:t>
+      </w:r>
+      <w:r>
+        <w:t xml:space="preserve"> Training complete. Evaluating...</w:t>
+      </w:r>
+    </w:p>
+    <w:p>
+      <w:r>
+        <w:rPr>
+          <w:rFonts w:ascii="Segoe UI Emoji" w:hAnsi="Segoe UI Emoji" w:cs="Segoe UI Emoji"/>
+        </w:rPr>
+        <w:t>✅</w:t>
+      </w:r>
+      <w:r>
+        <w:t xml:space="preserve"> Loaded best model for evaluation</w:t>
+      </w:r>
+    </w:p>
+    <w:p>
+      <w:r>
+        <w:rPr>
+          <w:rFonts w:ascii="Segoe UI Emoji" w:hAnsi="Segoe UI Emoji" w:cs="Segoe UI Emoji"/>
+        </w:rPr>
+        <w:t>🎯</w:t>
+      </w:r>
+      <w:r>
+        <w:t xml:space="preserve"> Evaluating model on test set...</w:t>
+      </w:r>
+    </w:p>
+    <w:p>
+      <w:r>
+        <w:t>Processing batch 1/36</w:t>
+      </w:r>
+    </w:p>
+    <w:p>
+      <w:r>
+        <w:t>Processing batch 21/36</w:t>
+      </w:r>
+    </w:p>
+    <w:p>
+      <w:r>
+        <w:rPr>
+          <w:rFonts w:ascii="Segoe UI Emoji" w:hAnsi="Segoe UI Emoji" w:cs="Segoe UI Emoji"/>
+        </w:rPr>
+        <w:t>🏆</w:t>
+      </w:r>
+      <w:r>
+        <w:t xml:space="preserve"> Test Accuracy: 88.10%</w:t>
+      </w:r>
+    </w:p>
+    <w:p>
+      <w:r>
+        <w:rPr>
+          <w:rFonts w:ascii="Segoe UI Emoji" w:hAnsi="Segoe UI Emoji" w:cs="Segoe UI Emoji"/>
+        </w:rPr>
+        <w:t>🎯</w:t>
+      </w:r>
+      <w:r>
+        <w:t xml:space="preserve"> Generating confusion matrix...</w:t>
+      </w:r>
+    </w:p>
+    <w:p>
+      <w:r>
+        <w:rPr>
+          <w:rFonts w:ascii="Segoe UI Emoji" w:hAnsi="Segoe UI Emoji" w:cs="Segoe UI Emoji"/>
+        </w:rPr>
+        <w:t>✅</w:t>
+      </w:r>
+      <w:r>
+        <w:t xml:space="preserve"> Confusion matrix calculated successfully: (12, 12)</w:t>
+      </w:r>
+    </w:p>
+    <w:p>
+      <w:r>
+        <w:rPr>
+          <w:rFonts w:ascii="Segoe UI Emoji" w:hAnsi="Segoe UI Emoji" w:cs="Segoe UI Emoji"/>
+        </w:rPr>
+        <w:t>✅</w:t>
+      </w:r>
+      <w:r>
+        <w:t xml:space="preserve"> High-resolution confusion matrix saved to: ../saved_models_and_data/sc_convnext_confusion_matrix_high_res.png</w:t>
+      </w:r>
+    </w:p>
+    <w:p>
+      <w:r>
+        <w:rPr>
+          <w:rFonts w:ascii="Segoe UI Emoji" w:hAnsi="Segoe UI Emoji" w:cs="Segoe UI Emoji"/>
+        </w:rPr>
+        <w:t>✅</w:t>
+      </w:r>
+      <w:r>
+        <w:t xml:space="preserve"> Standard confusion matrix saved to: ../</w:t>
+      </w:r>
+      <w:proofErr w:type="spellStart"/>
+      <w:r>
+        <w:t>saved_models_and_data</w:t>
+      </w:r>
+      <w:proofErr w:type="spellEnd"/>
+      <w:r>
+        <w:t>/sc_convnext_confusion_matrix.png</w:t>
+      </w:r>
+    </w:p>
+    <w:p>
+      <w:r>
+        <w:rPr>
+          <w:rFonts w:ascii="Segoe UI Emoji" w:hAnsi="Segoe UI Emoji" w:cs="Segoe UI Emoji"/>
+        </w:rPr>
+        <w:t>🖥️</w:t>
+      </w:r>
+      <w:r>
+        <w:t xml:space="preserve"> Attempting to display confusion matrix...</w:t>
+      </w:r>
+    </w:p>
+    <w:p>
+      <w:r>
+        <w:rPr>
+          <w:rFonts w:ascii="Segoe UI Emoji" w:hAnsi="Segoe UI Emoji" w:cs="Segoe UI Emoji"/>
+        </w:rPr>
+        <w:t>✅</w:t>
+      </w:r>
+      <w:r>
+        <w:t xml:space="preserve"> Confusion matrix displayed successfully!</w:t>
       </w:r>
     </w:p>
     <w:p/>
     <w:p>
       <w:r>
-        <w:t>Rapport de classification:</w:t>
+        <w:t xml:space="preserve"> Detailed Confusion Matrix Statistics:</w:t>
+      </w:r>
+    </w:p>
+    <w:p>
+      <w:r>
+        <w:t xml:space="preserve">  Total Predictions: 563</w:t>
+      </w:r>
+    </w:p>
+    <w:p>
+      <w:r>
+        <w:t xml:space="preserve">  Correct Predictions: 496</w:t>
+      </w:r>
+    </w:p>
+    <w:p>
+      <w:r>
+        <w:t xml:space="preserve">  Incorrect Predictions: 67</w:t>
+      </w:r>
+    </w:p>
+    <w:p>
+      <w:r>
+        <w:t xml:space="preserve">  Overall Accuracy: 0.8810 (88.10%)</w:t>
+      </w:r>
+    </w:p>
+    <w:p/>
+    <w:p>
+      <w:r>
+        <w:t xml:space="preserve"> Per-Class Accuracy:</w:t>
+      </w:r>
+    </w:p>
+    <w:p>
+      <w:r>
+        <w:t xml:space="preserve">                 aphid: 0.8864 (88.64%)</w:t>
+      </w:r>
+    </w:p>
+    <w:p>
+      <w:r>
+        <w:t xml:space="preserve">             </w:t>
+      </w:r>
+      <w:proofErr w:type="spellStart"/>
+      <w:r>
+        <w:t>army_worm</w:t>
+      </w:r>
+      <w:proofErr w:type="spellEnd"/>
+      <w:r>
+        <w:t>: 0.9767 (97.67%)</w:t>
+      </w:r>
+    </w:p>
+    <w:p>
+      <w:r>
+        <w:t xml:space="preserve">            </w:t>
+      </w:r>
+      <w:proofErr w:type="spellStart"/>
+      <w:r>
+        <w:t>black_rust</w:t>
+      </w:r>
+      <w:proofErr w:type="spellEnd"/>
+      <w:r>
+        <w:t>: 0.8696 (86.96%)</w:t>
+      </w:r>
+    </w:p>
+    <w:p>
+      <w:r>
+        <w:t xml:space="preserve">            </w:t>
+      </w:r>
+      <w:proofErr w:type="spellStart"/>
+      <w:r>
+        <w:t>brown_rust</w:t>
+      </w:r>
+      <w:proofErr w:type="spellEnd"/>
+      <w:r>
+        <w:t>: 0.9545 (95.45%)</w:t>
+      </w:r>
+    </w:p>
+    <w:p>
+      <w:r>
+        <w:t xml:space="preserve">           </w:t>
+      </w:r>
+      <w:proofErr w:type="spellStart"/>
+      <w:r>
+        <w:t>common_rust</w:t>
+      </w:r>
+      <w:proofErr w:type="spellEnd"/>
+      <w:r>
+        <w:t>: 0.9811 (98.11%)</w:t>
+      </w:r>
+    </w:p>
+    <w:p>
+      <w:r>
+        <w:t xml:space="preserve">  </w:t>
+      </w:r>
+      <w:proofErr w:type="spellStart"/>
+      <w:r>
+        <w:t>fusarium_head_blight</w:t>
+      </w:r>
+      <w:proofErr w:type="spellEnd"/>
+      <w:r>
+        <w:t>: 0.9714 (97.14%)</w:t>
+      </w:r>
+    </w:p>
+    <w:p>
+      <w:r>
+        <w:t xml:space="preserve">               healthy: 1.0000 (100.00%)</w:t>
+      </w:r>
+    </w:p>
+    <w:p>
+      <w:r>
+        <w:t xml:space="preserve">           </w:t>
+      </w:r>
+      <w:proofErr w:type="spellStart"/>
+      <w:r>
+        <w:t>leaf_blight</w:t>
+      </w:r>
+      <w:proofErr w:type="spellEnd"/>
+      <w:r>
+        <w:t>: 0.4681 (46.81%)</w:t>
+      </w:r>
+    </w:p>
+    <w:p>
+      <w:r>
+        <w:t xml:space="preserve">   </w:t>
+      </w:r>
+      <w:proofErr w:type="spellStart"/>
+      <w:r>
+        <w:t>powdery_mildew_leaf</w:t>
+      </w:r>
+      <w:proofErr w:type="spellEnd"/>
+      <w:r>
+        <w:t>: 0.8148 (81.48%)</w:t>
+      </w:r>
+    </w:p>
+    <w:p>
+      <w:r>
+        <w:t xml:space="preserve">              </w:t>
+      </w:r>
+      <w:proofErr w:type="spellStart"/>
+      <w:r>
+        <w:t>spetoria</w:t>
+      </w:r>
+      <w:proofErr w:type="spellEnd"/>
+      <w:r>
+        <w:t>: 1.0000 (100.00%)</w:t>
+      </w:r>
+    </w:p>
+    <w:p>
+      <w:r>
+        <w:t xml:space="preserve">              </w:t>
+      </w:r>
+      <w:proofErr w:type="spellStart"/>
+      <w:r>
+        <w:t>tan_spot</w:t>
+      </w:r>
+      <w:proofErr w:type="spellEnd"/>
+      <w:r>
+        <w:t>: 0.5676 (56.76%)</w:t>
+      </w:r>
+    </w:p>
+    <w:p>
+      <w:r>
+        <w:t xml:space="preserve">           </w:t>
+      </w:r>
+      <w:proofErr w:type="spellStart"/>
+      <w:r>
+        <w:t>yellow_rust</w:t>
+      </w:r>
+      <w:proofErr w:type="spellEnd"/>
+      <w:r>
+        <w:t>: 1.0000 (100.00%)</w:t>
+      </w:r>
+    </w:p>
+    <w:p/>
+    <w:p>
+      <w:r>
+        <w:rPr>
+          <w:rFonts w:ascii="Segoe UI Emoji" w:hAnsi="Segoe UI Emoji" w:cs="Segoe UI Emoji"/>
+        </w:rPr>
+        <w:t>🔍</w:t>
+      </w:r>
+      <w:r>
+        <w:t xml:space="preserve"> Most Confused Disease Pairs:</w:t>
+      </w:r>
+    </w:p>
+    <w:p>
+      <w:r>
+        <w:t xml:space="preserve">  </w:t>
+      </w:r>
+      <w:proofErr w:type="spellStart"/>
+      <w:r>
+        <w:t>leaf_blight</w:t>
+      </w:r>
+      <w:proofErr w:type="spellEnd"/>
+      <w:r>
+        <w:t xml:space="preserve"> → </w:t>
+      </w:r>
+      <w:proofErr w:type="spellStart"/>
+      <w:r>
+        <w:t>tan_spot</w:t>
+      </w:r>
+      <w:proofErr w:type="spellEnd"/>
+      <w:r>
+        <w:t>: 14 times</w:t>
+      </w:r>
+    </w:p>
+    <w:p/>
+    <w:p>
+      <w:r>
+        <w:rPr>
+          <w:rFonts w:ascii="Segoe UI Emoji" w:hAnsi="Segoe UI Emoji" w:cs="Segoe UI Emoji"/>
+        </w:rPr>
+        <w:t>📋</w:t>
+      </w:r>
+      <w:r>
+        <w:t xml:space="preserve"> Classification Report:</w:t>
       </w:r>
     </w:p>
     <w:p>
@@ -320,7 +1226,7 @@
     <w:p/>
     <w:p>
       <w:r>
-        <w:t xml:space="preserve">               aphid     0.9062    0.6591    0.7632        44</w:t>
+        <w:t xml:space="preserve">               aphid     0.9750    0.8864    0.9286        44</w:t>
       </w:r>
     </w:p>
     <w:p>
@@ -333,7 +1239,7 @@
       </w:r>
       <w:proofErr w:type="spellEnd"/>
       <w:r>
-        <w:t xml:space="preserve">     0.8750    0.9767    0.9231        43</w:t>
+        <w:t xml:space="preserve">     1.0000    0.9767    0.9882        43</w:t>
       </w:r>
     </w:p>
     <w:p>
@@ -346,7 +1252,7 @@
       </w:r>
       <w:proofErr w:type="spellEnd"/>
       <w:r>
-        <w:t xml:space="preserve">     0.7600    0.8261    0.7917        46</w:t>
+        <w:t xml:space="preserve">     0.8163    0.8696    0.8421        46</w:t>
       </w:r>
     </w:p>
     <w:p>
@@ -359,7 +1265,7 @@
       </w:r>
       <w:proofErr w:type="spellEnd"/>
       <w:r>
-        <w:t xml:space="preserve">     0.9756    0.9091    0.9412        44</w:t>
+        <w:t xml:space="preserve">     0.8936    0.9545    0.9231        44</w:t>
       </w:r>
     </w:p>
     <w:p>
@@ -372,7 +1278,7 @@
       </w:r>
       <w:proofErr w:type="spellEnd"/>
       <w:r>
-        <w:t xml:space="preserve">     0.9167    0.8302    0.8713        53</w:t>
+        <w:t xml:space="preserve">     0.8966    0.9811    0.9369        53</w:t>
       </w:r>
     </w:p>
     <w:p>
@@ -382,12 +1288,12 @@
       </w:r>
       <w:proofErr w:type="spellEnd"/>
       <w:r>
-        <w:t xml:space="preserve">     1.0000    0.9429    0.9706        35</w:t>
-      </w:r>
-    </w:p>
-    <w:p>
-      <w:r>
-        <w:t xml:space="preserve">             healthy     0.8293    0.9444    0.8831        72</w:t>
+        <w:t xml:space="preserve">     0.9714    0.9714    0.9714        35</w:t>
+      </w:r>
+    </w:p>
+    <w:p>
+      <w:r>
+        <w:t xml:space="preserve">             healthy     0.8571    1.0000    0.9231        72</w:t>
       </w:r>
     </w:p>
     <w:p>
@@ -401,7 +1307,7 @@
       </w:r>
       <w:proofErr w:type="spellEnd"/>
       <w:r>
-        <w:t xml:space="preserve">     0.7333    0.7021    0.7174        47</w:t>
+        <w:t xml:space="preserve">     0.7857    0.4681    0.5867        47</w:t>
       </w:r>
     </w:p>
     <w:p>
@@ -414,7 +1320,7 @@
       </w:r>
       <w:proofErr w:type="spellEnd"/>
       <w:r>
-        <w:t xml:space="preserve">     0.7077    0.8519    0.7731        54</w:t>
+        <w:t xml:space="preserve">     0.8462    0.8148    0.8302        54</w:t>
       </w:r>
     </w:p>
     <w:p>
@@ -427,7 +1333,7 @@
       </w:r>
       <w:proofErr w:type="spellEnd"/>
       <w:r>
-        <w:t xml:space="preserve">     0.8605    0.9024    0.8810        41</w:t>
+        <w:t xml:space="preserve">     0.9111    1.0000    0.9535        41</w:t>
       </w:r>
     </w:p>
     <w:p>
@@ -440,7 +1346,7 @@
       </w:r>
       <w:proofErr w:type="spellEnd"/>
       <w:r>
-        <w:t xml:space="preserve">     0.7500    0.5676    0.6462        37</w:t>
+        <w:t xml:space="preserve">     0.5833    0.5676    0.5753        37</w:t>
       </w:r>
     </w:p>
     <w:p>
@@ -453,13 +1359,13 @@
       </w:r>
       <w:proofErr w:type="spellEnd"/>
       <w:r>
-        <w:t xml:space="preserve">     0.9792    1.0000    0.9895        47</w:t>
+        <w:t xml:space="preserve">     1.0000    1.0000    1.0000        47</w:t>
       </w:r>
     </w:p>
     <w:p/>
     <w:p>
       <w:r>
-        <w:t xml:space="preserve">            accuracy                         0.8490       563</w:t>
+        <w:t xml:space="preserve">            accuracy                         0.8810       563</w:t>
       </w:r>
     </w:p>
     <w:p>
@@ -472,7 +1378,7 @@
       </w:r>
       <w:proofErr w:type="spellEnd"/>
       <w:r>
-        <w:t xml:space="preserve">     0.8578    0.8427    0.8459       563</w:t>
+        <w:t xml:space="preserve">     0.8780    0.8742    0.8716       563</w:t>
       </w:r>
     </w:p>
     <w:p>
@@ -485,13 +1391,19 @@
       </w:r>
       <w:proofErr w:type="spellEnd"/>
       <w:r>
-        <w:t xml:space="preserve">     0.8533    0.8490    0.8469       563</w:t>
+        <w:t xml:space="preserve">     0.8784    0.8810    0.8750       563</w:t>
       </w:r>
     </w:p>
     <w:p/>
     <w:p>
       <w:r>
-        <w:t>Model saved to ../</w:t>
+        <w:rPr>
+          <w:rFonts w:ascii="Segoe UI Emoji" w:hAnsi="Segoe UI Emoji" w:cs="Segoe UI Emoji"/>
+        </w:rPr>
+        <w:t>✅</w:t>
+      </w:r>
+      <w:r>
+        <w:t xml:space="preserve"> Final model saved to ../</w:t>
       </w:r>
       <w:proofErr w:type="spellStart"/>
       <w:r>
@@ -506,6 +1418,36 @@
         <w:t>wheat_disease_sc_convnext_model.pth</w:t>
       </w:r>
       <w:proofErr w:type="spellEnd"/>
+    </w:p>
+    <w:p>
+      <w:r>
+        <w:rPr>
+          <w:rFonts w:ascii="Segoe UI Emoji" w:hAnsi="Segoe UI Emoji" w:cs="Segoe UI Emoji"/>
+        </w:rPr>
+        <w:t>🎉</w:t>
+      </w:r>
+      <w:r>
+        <w:t xml:space="preserve"> SC-</w:t>
+      </w:r>
+      <w:proofErr w:type="spellStart"/>
+      <w:r>
+        <w:t>ConvNeXt</w:t>
+      </w:r>
+      <w:proofErr w:type="spellEnd"/>
+      <w:r>
+        <w:t xml:space="preserve"> training completed successfully!</w:t>
+      </w:r>
+    </w:p>
+    <w:p>
+      <w:r>
+        <w:rPr>
+          <w:rFonts w:ascii="Segoe UI Emoji" w:hAnsi="Segoe UI Emoji" w:cs="Segoe UI Emoji"/>
+        </w:rPr>
+        <w:t>🏆</w:t>
+      </w:r>
+      <w:r>
+        <w:t xml:space="preserve"> Final Test Accuracy: 88.10%</w:t>
+      </w:r>
     </w:p>
     <w:p/>
     <w:sectPr>
